--- a/NSosyal_Teknik_Rapor_Guncel.docx
+++ b/NSosyal_Teknik_Rapor_Guncel.docx
@@ -82,7 +82,7 @@
       <w:pPr>
         <w:pStyle w:val="Balk1"/>
       </w:pPr>
-      <w:bookmarkStart w:id="0" w:name="_Toc238417686"/>
+      <w:bookmarkStart w:id="0" w:name="_Toc238418860"/>
       <w:r>
         <w:lastRenderedPageBreak/>
         <w:t>İÇİNDEKİLER</w:t>
@@ -108,7 +108,7 @@
       <w:r>
         <w:fldChar w:fldCharType="separate"/>
       </w:r>
-      <w:hyperlink w:anchor="_Toc238417686" w:history="1">
+      <w:hyperlink w:anchor="_Toc238418860" w:history="1">
         <w:r>
           <w:rPr>
             <w:rStyle w:val="Kpr"/>
@@ -135,7 +135,7 @@
             <w:noProof/>
             <w:webHidden/>
           </w:rPr>
-          <w:instrText xml:space="preserve"> PAGEREF _Toc238417686 \h </w:instrText>
+          <w:instrText xml:space="preserve"> PAGEREF _Toc238418860 \h </w:instrText>
         </w:r>
         <w:r>
           <w:rPr>
@@ -176,7 +176,7 @@
           <w:noProof/>
         </w:rPr>
       </w:pPr>
-      <w:hyperlink w:anchor="_Toc238417687" w:history="1">
+      <w:hyperlink w:anchor="_Toc238418861" w:history="1">
         <w:r>
           <w:rPr>
             <w:rStyle w:val="Kpr"/>
@@ -203,7 +203,7 @@
             <w:noProof/>
             <w:webHidden/>
           </w:rPr>
-          <w:instrText xml:space="preserve"> PAGEREF _Toc238417687 \h </w:instrText>
+          <w:instrText xml:space="preserve"> PAGEREF _Toc238418861 \h </w:instrText>
         </w:r>
         <w:r>
           <w:rPr>
@@ -244,7 +244,7 @@
           <w:noProof/>
         </w:rPr>
       </w:pPr>
-      <w:hyperlink w:anchor="_Toc238417688" w:history="1">
+      <w:hyperlink w:anchor="_Toc238418862" w:history="1">
         <w:r>
           <w:rPr>
             <w:rStyle w:val="Kpr"/>
@@ -271,7 +271,7 @@
             <w:noProof/>
             <w:webHidden/>
           </w:rPr>
-          <w:instrText xml:space="preserve"> PAGEREF _Toc238417688 \h </w:instrText>
+          <w:instrText xml:space="preserve"> PAGEREF _Toc238418862 \h </w:instrText>
         </w:r>
         <w:r>
           <w:rPr>
@@ -312,7 +312,7 @@
           <w:noProof/>
         </w:rPr>
       </w:pPr>
-      <w:hyperlink w:anchor="_Toc238417689" w:history="1">
+      <w:hyperlink w:anchor="_Toc238418863" w:history="1">
         <w:r>
           <w:rPr>
             <w:rStyle w:val="Kpr"/>
@@ -339,7 +339,7 @@
             <w:noProof/>
             <w:webHidden/>
           </w:rPr>
-          <w:instrText xml:space="preserve"> PAGEREF _Toc238417689 \h </w:instrText>
+          <w:instrText xml:space="preserve"> PAGEREF _Toc238418863 \h </w:instrText>
         </w:r>
         <w:r>
           <w:rPr>
@@ -380,7 +380,7 @@
           <w:noProof/>
         </w:rPr>
       </w:pPr>
-      <w:hyperlink w:anchor="_Toc238417690" w:history="1">
+      <w:hyperlink w:anchor="_Toc238418864" w:history="1">
         <w:r>
           <w:rPr>
             <w:rStyle w:val="Kpr"/>
@@ -407,7 +407,7 @@
             <w:noProof/>
             <w:webHidden/>
           </w:rPr>
-          <w:instrText xml:space="preserve"> PAGEREF _Toc238417690 \h </w:instrText>
+          <w:instrText xml:space="preserve"> PAGEREF _Toc238418864 \h </w:instrText>
         </w:r>
         <w:r>
           <w:rPr>
@@ -448,7 +448,7 @@
           <w:noProof/>
         </w:rPr>
       </w:pPr>
-      <w:hyperlink w:anchor="_Toc238417691" w:history="1">
+      <w:hyperlink w:anchor="_Toc238418865" w:history="1">
         <w:r>
           <w:rPr>
             <w:rStyle w:val="Kpr"/>
@@ -475,7 +475,7 @@
             <w:noProof/>
             <w:webHidden/>
           </w:rPr>
-          <w:instrText xml:space="preserve"> PAGEREF _Toc238417691 \h </w:instrText>
+          <w:instrText xml:space="preserve"> PAGEREF _Toc238418865 \h </w:instrText>
         </w:r>
         <w:r>
           <w:rPr>
@@ -516,7 +516,7 @@
           <w:noProof/>
         </w:rPr>
       </w:pPr>
-      <w:hyperlink w:anchor="_Toc238417692" w:history="1">
+      <w:hyperlink w:anchor="_Toc238418866" w:history="1">
         <w:r>
           <w:rPr>
             <w:rStyle w:val="Kpr"/>
@@ -543,7 +543,7 @@
             <w:noProof/>
             <w:webHidden/>
           </w:rPr>
-          <w:instrText xml:space="preserve"> PAGEREF _Toc238417692 \h </w:instrText>
+          <w:instrText xml:space="preserve"> PAGEREF _Toc238418866 \h </w:instrText>
         </w:r>
         <w:r>
           <w:rPr>
@@ -584,7 +584,7 @@
           <w:noProof/>
         </w:rPr>
       </w:pPr>
-      <w:hyperlink w:anchor="_Toc238417693" w:history="1">
+      <w:hyperlink w:anchor="_Toc238418867" w:history="1">
         <w:r>
           <w:rPr>
             <w:rStyle w:val="Kpr"/>
@@ -611,7 +611,7 @@
             <w:noProof/>
             <w:webHidden/>
           </w:rPr>
-          <w:instrText xml:space="preserve"> PAGEREF _Toc238417693 \h </w:instrText>
+          <w:instrText xml:space="preserve"> PAGEREF _Toc238418867 \h </w:instrText>
         </w:r>
         <w:r>
           <w:rPr>
@@ -652,7 +652,7 @@
           <w:noProof/>
         </w:rPr>
       </w:pPr>
-      <w:hyperlink w:anchor="_Toc238417694" w:history="1">
+      <w:hyperlink w:anchor="_Toc238418868" w:history="1">
         <w:r>
           <w:rPr>
             <w:rStyle w:val="Kpr"/>
@@ -679,7 +679,7 @@
             <w:noProof/>
             <w:webHidden/>
           </w:rPr>
-          <w:instrText xml:space="preserve"> PAGEREF _Toc238417694 \h </w:instrText>
+          <w:instrText xml:space="preserve"> PAGEREF _Toc238418868 \h </w:instrText>
         </w:r>
         <w:r>
           <w:rPr>
@@ -724,7 +724,7 @@
       <w:pPr>
         <w:pStyle w:val="Balk1"/>
       </w:pPr>
-      <w:bookmarkStart w:id="1" w:name="_Toc238417687"/>
+      <w:bookmarkStart w:id="1" w:name="_Toc238418861"/>
       <w:r>
         <w:lastRenderedPageBreak/>
         <w:t>PROJE ÖZETİ</w:t>
@@ -780,7 +780,7 @@
       <w:pPr>
         <w:pStyle w:val="Balk1"/>
       </w:pPr>
-      <w:bookmarkStart w:id="2" w:name="_Toc238417688"/>
+      <w:bookmarkStart w:id="2" w:name="_Toc238418862"/>
       <w:r>
         <w:lastRenderedPageBreak/>
         <w:t>KATMA DEĞER VE YENİLİKÇİLİK</w:t>
@@ -899,7 +899,7 @@
       <w:pPr>
         <w:pStyle w:val="Balk1"/>
       </w:pPr>
-      <w:bookmarkStart w:id="3" w:name="_Toc238417689"/>
+      <w:bookmarkStart w:id="3" w:name="_Toc238418863"/>
       <w:r>
         <w:lastRenderedPageBreak/>
         <w:t>TEKNOLOJİ KULLANIMI</w:t>
@@ -1671,7 +1671,7 @@
                 <w:sz w:val="18"/>
               </w:rPr>
               <w:drawing>
-                <wp:inline distT="0" distB="0" distL="0" distR="0" wp14:anchorId="4C32A49B" wp14:editId="36FABC11">
+                <wp:inline distT="0" distB="0" distL="0" distR="0" wp14:anchorId="6EAC595F" wp14:editId="76756E26">
                   <wp:extent cx="2413000" cy="5221830"/>
                   <wp:effectExtent l="0" t="0" r="6350" b="0"/>
                   <wp:docPr id="1" name="Resim 1"/>
@@ -1740,7 +1740,7 @@
                 <w:sz w:val="18"/>
               </w:rPr>
               <w:drawing>
-                <wp:inline distT="0" distB="0" distL="0" distR="0" wp14:anchorId="564CAFDC" wp14:editId="16FE1B6A">
+                <wp:inline distT="0" distB="0" distL="0" distR="0" wp14:anchorId="082EEC1C" wp14:editId="52CF4A4D">
                   <wp:extent cx="2413000" cy="5221830"/>
                   <wp:effectExtent l="0" t="0" r="6350" b="0"/>
                   <wp:docPr id="2" name="Resim 2"/>
@@ -1837,7 +1837,7 @@
               </w:rPr>
               <w:lastRenderedPageBreak/>
               <w:drawing>
-                <wp:inline distT="0" distB="0" distL="0" distR="0" wp14:anchorId="3ECCAF54" wp14:editId="30E22322">
+                <wp:inline distT="0" distB="0" distL="0" distR="0" wp14:anchorId="34C70A11" wp14:editId="363965C3">
                   <wp:extent cx="2413000" cy="5221830"/>
                   <wp:effectExtent l="0" t="0" r="6350" b="0"/>
                   <wp:docPr id="3" name="Resim 3"/>
@@ -1906,9 +1906,9 @@
                 <w:sz w:val="18"/>
               </w:rPr>
               <w:drawing>
-                <wp:inline distT="0" distB="0" distL="0" distR="0" wp14:anchorId="3DB838BC" wp14:editId="52508A27">
-                  <wp:extent cx="2413000" cy="7041391"/>
-                  <wp:effectExtent l="0" t="0" r="6350" b="7620"/>
+                <wp:inline distT="0" distB="0" distL="0" distR="0" wp14:anchorId="69A7E58F" wp14:editId="615179EF">
+                  <wp:extent cx="2413000" cy="3591115"/>
+                  <wp:effectExtent l="0" t="0" r="6350" b="9525"/>
                   <wp:docPr id="4" name="Resim 4"/>
                   <wp:cNvGraphicFramePr>
                     <a:graphicFrameLocks xmlns:a="http://schemas.openxmlformats.org/drawingml/2006/main" noChangeAspect="1"/>
@@ -1929,7 +1929,7 @@
                         <pic:spPr>
                           <a:xfrm>
                             <a:off x="0" y="0"/>
-                            <a:ext cx="2413000" cy="7041391"/>
+                            <a:ext cx="2413000" cy="3591115"/>
                           </a:xfrm>
                           <a:prstGeom prst="rect">
                             <a:avLst/>
@@ -1967,7 +1967,7 @@
         </w:rPr>
         <w:lastRenderedPageBreak/>
         <w:drawing>
-          <wp:inline distT="0" distB="0" distL="0" distR="0" wp14:anchorId="2CD2B897" wp14:editId="4C1E9B0B">
+          <wp:inline distT="0" distB="0" distL="0" distR="0" wp14:anchorId="37579D3A" wp14:editId="47820904">
             <wp:extent cx="5461000" cy="3413270"/>
             <wp:effectExtent l="0" t="0" r="6350" b="0"/>
             <wp:docPr id="5" name="Resim 5"/>
@@ -2158,7 +2158,7 @@
       <w:pPr>
         <w:pStyle w:val="Balk1"/>
       </w:pPr>
-      <w:bookmarkStart w:id="4" w:name="_Toc238417690"/>
+      <w:bookmarkStart w:id="4" w:name="_Toc238418864"/>
       <w:r>
         <w:t>YAYGIN ETKİ</w:t>
       </w:r>
@@ -2265,7 +2265,7 @@
       <w:pPr>
         <w:pStyle w:val="Balk1"/>
       </w:pPr>
-      <w:bookmarkStart w:id="5" w:name="_Toc238417691"/>
+      <w:bookmarkStart w:id="5" w:name="_Toc238418865"/>
       <w:r>
         <w:t>SÜRDÜRÜLEBİLİRLİK</w:t>
       </w:r>
@@ -2345,7 +2345,7 @@
       <w:pPr>
         <w:pStyle w:val="Balk1"/>
       </w:pPr>
-      <w:bookmarkStart w:id="6" w:name="_Toc238417692"/>
+      <w:bookmarkStart w:id="6" w:name="_Toc238418866"/>
       <w:r>
         <w:t>PROJE TAKVİMİ</w:t>
       </w:r>
@@ -2924,7 +2924,7 @@
       <w:pPr>
         <w:pStyle w:val="Balk1"/>
       </w:pPr>
-      <w:bookmarkStart w:id="7" w:name="_Toc238417693"/>
+      <w:bookmarkStart w:id="7" w:name="_Toc238418867"/>
       <w:r>
         <w:lastRenderedPageBreak/>
         <w:t>TAKIM YAPISI</w:t>
@@ -3177,7 +3177,7 @@
       <w:pPr>
         <w:pStyle w:val="Balk1"/>
       </w:pPr>
-      <w:bookmarkStart w:id="8" w:name="_Toc238417694"/>
+      <w:bookmarkStart w:id="8" w:name="_Toc238418868"/>
       <w:r>
         <w:lastRenderedPageBreak/>
         <w:t>KAYNAKÇA</w:t>
@@ -3523,31 +3523,31 @@
       </w:rPr>
     </w:lvl>
   </w:abstractNum>
-  <w:num w:numId="1" w16cid:durableId="691079361">
+  <w:num w:numId="1" w16cid:durableId="1699508909">
     <w:abstractNumId w:val="8"/>
   </w:num>
-  <w:num w:numId="2" w16cid:durableId="709455573">
+  <w:num w:numId="2" w16cid:durableId="210268498">
     <w:abstractNumId w:val="6"/>
   </w:num>
-  <w:num w:numId="3" w16cid:durableId="1584140186">
+  <w:num w:numId="3" w16cid:durableId="938827778">
     <w:abstractNumId w:val="5"/>
   </w:num>
-  <w:num w:numId="4" w16cid:durableId="1876968377">
+  <w:num w:numId="4" w16cid:durableId="87122909">
     <w:abstractNumId w:val="4"/>
   </w:num>
-  <w:num w:numId="5" w16cid:durableId="1200509569">
+  <w:num w:numId="5" w16cid:durableId="836845060">
     <w:abstractNumId w:val="7"/>
   </w:num>
-  <w:num w:numId="6" w16cid:durableId="1751612654">
+  <w:num w:numId="6" w16cid:durableId="1756169784">
     <w:abstractNumId w:val="3"/>
   </w:num>
-  <w:num w:numId="7" w16cid:durableId="1640110550">
+  <w:num w:numId="7" w16cid:durableId="647248391">
     <w:abstractNumId w:val="2"/>
   </w:num>
-  <w:num w:numId="8" w16cid:durableId="514422509">
+  <w:num w:numId="8" w16cid:durableId="794837703">
     <w:abstractNumId w:val="1"/>
   </w:num>
-  <w:num w:numId="9" w16cid:durableId="1560706423">
+  <w:num w:numId="9" w16cid:durableId="2107997741">
     <w:abstractNumId w:val="0"/>
   </w:num>
 </w:numbering>
@@ -14939,7 +14939,7 @@
     <w:autoRedefine/>
     <w:uiPriority w:val="39"/>
     <w:unhideWhenUsed/>
-    <w:rsid w:val="00F17998"/>
+    <w:rsid w:val="003803C7"/>
     <w:pPr>
       <w:spacing w:after="100"/>
     </w:pPr>
@@ -14949,7 +14949,7 @@
     <w:basedOn w:val="VarsaylanParagrafYazTipi"/>
     <w:uiPriority w:val="99"/>
     <w:unhideWhenUsed/>
-    <w:rsid w:val="00F17998"/>
+    <w:rsid w:val="003803C7"/>
     <w:rPr>
       <w:color w:val="0000FF" w:themeColor="hyperlink"/>
       <w:u w:val="single"/>

--- a/NSosyal_Teknik_Rapor_Guncel.docx
+++ b/NSosyal_Teknik_Rapor_Guncel.docx
@@ -986,7 +986,7 @@
               <w:rPr>
                 <w:sz w:val="21"/>
               </w:rPr>
-              <w:t>GET /api/gonderiler</w:t>
+              <w:t>GET /api/gonderiler (sunucu)</w:t>
             </w:r>
           </w:p>
         </w:tc>
@@ -999,7 +999,7 @@
               <w:rPr>
                 <w:sz w:val="21"/>
               </w:rPr>
-              <w:t>İlgi + refah skoruna göre sıralanmış, sayfalanmış gönderi akışını döner</w:t>
+              <w:t>Gönderi metnini BERT ile skorlar, temel ilgi + refah sıralamasını döner</w:t>
             </w:r>
           </w:p>
         </w:tc>
@@ -1017,7 +1017,7 @@
               <w:rPr>
                 <w:sz w:val="21"/>
               </w:rPr>
-              <w:t>POST /api/etkilesim</w:t>
+              <w:t>recordInteraction() (istemci, IndexedDB)</w:t>
             </w:r>
           </w:p>
         </w:tc>
@@ -1030,7 +1030,7 @@
               <w:rPr>
                 <w:sz w:val="21"/>
               </w:rPr>
-              <w:t>Bir etkileşimi işler; spiral seviyesini ve psikolojik izlenimi günceller</w:t>
+              <w:t>Etkileşimi cihazda kaydeder; JS'e taşınan eğitilmiş modellerle spiral/psikolojik tahmini hesaplar</w:t>
             </w:r>
           </w:p>
         </w:tc>
@@ -1048,13 +1048,12 @@
               <w:rPr>
                 <w:sz w:val="21"/>
               </w:rPr>
-              <w:t xml:space="preserve">POST </w:t>
+              <w:t>recordCheckin() (istemci)</w:t>
             </w:r>
             <w:r>
               <w:rPr>
                 <w:sz w:val="21"/>
               </w:rPr>
-              <w:t>/api/dogrulama</w:t>
             </w:r>
           </w:p>
         </w:tc>
@@ -1067,7 +1066,7 @@
               <w:rPr>
                 <w:sz w:val="21"/>
               </w:rPr>
-              <w:t>Kullanıcının onay cevabını modelin o anki tahminiyle karşılaştırır</w:t>
+              <w:t>Onay cevabını modelin o anki tahminiyle karşılaştırır, eşleşme oranını biriktirir</w:t>
             </w:r>
           </w:p>
         </w:tc>
@@ -1085,7 +1084,7 @@
               <w:rPr>
                 <w:sz w:val="21"/>
               </w:rPr>
-              <w:t>GET /api/psikolojik-ozet</w:t>
+              <w:t>renderHeatmap() / renderDogrulama() (istemci)</w:t>
             </w:r>
           </w:p>
         </w:tc>
@@ -1098,7 +1097,7 @@
               <w:rPr>
                 <w:sz w:val="21"/>
               </w:rPr>
-              <w:t>Oturumda gerçekten gözlemlenen kategori dağılımını döner</w:t>
+              <w:t>Cihazdaki geçmişten konu x kategori ısı haritasını ve doğrulama istatistiklerini üretir</w:t>
             </w:r>
           </w:p>
         </w:tc>
@@ -1116,7 +1115,7 @@
               <w:rPr>
                 <w:sz w:val="21"/>
               </w:rPr>
-              <w:t>GET /api/haftalik-rapor</w:t>
+              <w:t>terapistOzetiOlustur() (istemci)</w:t>
             </w:r>
           </w:p>
         </w:tc>
@@ -1129,13 +1128,12 @@
               <w:rPr>
                 <w:sz w:val="21"/>
               </w:rPr>
-              <w:t xml:space="preserve">Oturum verisinden LLM ile gerçek zamanlı </w:t>
+              <w:t>Aynı veriden, LLM'siz/yorumsuz bir uzman-veri özeti üretir; kopyalanabilir</w:t>
             </w:r>
             <w:r>
               <w:rPr>
                 <w:sz w:val="21"/>
               </w:rPr>
-              <w:t>öz-farkındalık raporu üretir</w:t>
             </w:r>
           </w:p>
         </w:tc>
@@ -1153,7 +1151,7 @@
               <w:rPr>
                 <w:sz w:val="21"/>
               </w:rPr>
-              <w:t>GET /api/terapist-raporu</w:t>
+              <w:t>GET /api/haftalik-rapor, /api/terapist-raporu (sunucu, opsiyonel)</w:t>
             </w:r>
           </w:p>
         </w:tc>
@@ -1166,7 +1164,7 @@
               <w:rPr>
                 <w:sz w:val="21"/>
               </w:rPr>
-              <w:t>Aynı veriden, yorumsuz/ham bir uzman-veri özeti üretir</w:t>
+              <w:t>LLM tabanlı doğal-dil özet; şu an arayüze bağlı değil, isteğe bağlı bir sonraki adım için hazır</w:t>
             </w:r>
           </w:p>
         </w:tc>
@@ -1184,8 +1182,7 @@
               <w:rPr>
                 <w:sz w:val="21"/>
               </w:rPr>
-              <w:lastRenderedPageBreak/>
-              <w:t>POST /api/kisisel-mod</w:t>
+              <w:t>POST /api/kisisel-mod (sunucu, opsiyonel)</w:t>
             </w:r>
           </w:p>
         </w:tc>
@@ -1207,7 +1204,7 @@
     <w:p/>
     <w:p>
       <w:r>
-        <w:t>Proje sürüm kontrolü altında, küçük ve anlamlı commit'lerle geliştirilmiştir. Güncel açık depo: https://github.com/emirzoz/nsosyal2. ui/mobile-redesign dalındaki commit geçmişi; mobil arayüz dönüşümü, yerel kişiselleştirme ajanı, haber tepkileri, dinamik sıralama animasyonu, jüri karar izi, gerçek İçgörü grafikleri ve mobil tepki düzeltmelerini ayrı değişiklikler halinde izlenebilir kılar. Raporla birlikte sunulan güncel prototip bu geçmişteki f10f050, 1f8ca98, bb823dd ve c8f8b97 gibi işlev odaklı commit'lerle doğrulanabilir.</w:t>
+        <w:t>Proje sürüm kontrolü altında, küçük ve anlamlı commit'lerle geliştirilmiştir. Güncel açık depo: https://github.com/samibahar/nsosyal. Commit geçmişi; mobil arayüz dönüşümü, yerel kişiselleştirme ajanı, haber tepkileri, dinamik sıralama animasyonu, jüri karar izi, gerçek İçgörü grafikleri ve mobil tepki düzeltmelerini ayrı değişiklikler halinde izlenebilir kılar. Raporla birlikte sunulan güncel prototip bu geçmişteki f10f050, 1f8ca98, bb823dd ve c8f8b97 gibi işlev odaklı commit'lerle doğrulanabilir.</w:t>
       </w:r>
     </w:p>
     <w:p>
@@ -1229,6 +1226,13 @@
       </w:r>
       <w:r>
         <w:t>reteçleriyle sentetik olarak oluşturulur, ardından %10 kasıtlı etiket gürültüsü eklenir. Ham özellikler (dwell_saniye 0-15+ saniye ile duygu -1..1 ve ikili sinyaller 0/1) çok farklı ölçeklerde olduğundan, eğitim öncesi StandardScaler ile ölçeklenir; bu adım atlandığında psikolojik izlenim modelinin F1 makro değeri 0,686'da kalırken, uygulandığında 0,704'e çıktığı bağımsız olarak ölçülmüştür.</w:t>
+      </w:r>
+    </w:p>
+    <w:p>
+      <w:pPr/>
+      <w:r>
+        <w:rPr/>
+        <w:t>Prototipin güncel sürümünde bilinçli bir mimari tercih yapılmıştır: eğitilmiş spiral ve psikolojik izlenim modellerinin katsayıları (ağırlık + kesişim + ölçekleyici parametreleri, toplam birkaç düzine sayı) tek seferlik dışa aktarılıp istemci tarafında saf JavaScript ile çalıştırılmaktadır -- bu bir yaklaşıklama değil, aynı eğitilmiş modelin birebir aynı matematiğidir (nokta çarpımı + sigmoid/softmax). Böylece ham davranışsal veri (hangi gönderiye ne kadar bakıldığı, tıklama/tepki geçmişi) hiçbir zaman cihazdan çıkmaz; sunucu yalnızca gönderi metnini BERT ile bir kez skorlar, kişiye özel öğrenme ve kendi kendini doğrulama döngüsü tamamen tarayıcıda (IndexedDB) tutulur.</w:t>
       </w:r>
     </w:p>
     <w:p>
@@ -1491,15 +1495,12 @@
               <w:rPr>
                 <w:sz w:val="21"/>
               </w:rPr>
-              <w:lastRenderedPageBreak/>
-              <w:t xml:space="preserve">Canlı test edildi, çalışır </w:t>
+              <w:t>Cihaz-içi çalışır durumda; eşleşme oranı canlı hesaplanır</w:t>
             </w:r>
             <w:r>
               <w:rPr>
                 <w:sz w:val="21"/>
               </w:rPr>
-              <w:lastRenderedPageBreak/>
-              <w:t>durumda</w:t>
             </w:r>
           </w:p>
         </w:tc>
@@ -1512,15 +1513,12 @@
               <w:rPr>
                 <w:sz w:val="21"/>
               </w:rPr>
-              <w:lastRenderedPageBreak/>
-              <w:t xml:space="preserve">Gerçek etkileşimde model </w:t>
+              <w:t>IndexedDB'deki onay geçmişi ile o anki model tahmini karşılaştırılır</w:t>
             </w:r>
             <w:r>
               <w:rPr>
                 <w:sz w:val="21"/>
               </w:rPr>
-              <w:lastRenderedPageBreak/>
-              <w:t>tahmini ile kullanıcı onayı eşleşti</w:t>
             </w:r>
           </w:p>
         </w:tc>

--- a/NSosyal_Teknik_Rapor_Guncel.docx
+++ b/NSosyal_Teknik_Rapor_Guncel.docx
@@ -2944,7 +2944,7 @@
     </w:p>
     <w:p>
       <w:r>
-        <w:t>Değerlendirme esasları gereği takım üyelerinin isim ve fotoğraf gibi kişisel bilgilerine bu bölümde yer verilmemiştir. Takım, yarışma kayıt şartına uygun olarak 2-5 kişi ve bir takım kaptanından oluşmaktadır; görev dağılımı aşağıda disiplin/rol bazında özetlenmiştir.</w:t>
+        <w:t>Değerlendirme esasları gereği takım üyelerinin isim ve fotoğraf gibi kişisel bilgilerine bu bölümde yer verilmemiştir. Takım iki kişiden oluşmaktadır; proje küçük ekip yapısı gereği disiplinler arasında keskin bir ayrım yerine iki üyenin de aşağıdaki alanların büyük kısmında ortak çalışmasıyla yürütülmüştür. Aşağıdaki tablo kim-hangi-rolde değil, projede fiilen yürütülen katkı alanlarını gösterir.</w:t>
       </w:r>
     </w:p>
     <w:tbl>
@@ -3004,7 +3004,7 @@
               <w:rPr>
                 <w:sz w:val="21"/>
               </w:rPr>
-              <w:t>Takım Kaptanı / Proje Yönetimi</w:t>
+              <w:t>Proje Yönetimi ve Genel Koordinasyon</w:t>
             </w:r>
           </w:p>
         </w:tc>
@@ -3035,7 +3035,7 @@
               <w:rPr>
                 <w:sz w:val="21"/>
               </w:rPr>
-              <w:t>Yazılım Geliştirme (Backend)</w:t>
+              <w:t>Yazılım Geliştirme (Backend + Frontend)</w:t>
             </w:r>
           </w:p>
         </w:tc>
@@ -3163,7 +3163,7 @@
           <w:i/>
           <w:sz w:val="21"/>
         </w:rPr>
-        <w:t>Not: Tablo, projede yürütülen disiplin bazlı katkı alanlarını göstermektedir; ekip büyüklüğü ve isimlendirme yarışma kayıt sistemindeki resmi bilgilerle tutarlıdır.</w:t>
+        <w:t>Not: Küçük ekip yapısı nedeniyle bu katkı alanları iki üye arasında paylaşılmış/örtüşmüştür; tablo beş ayrı kişiyi değil, projede fiilen yürütülen iş alanlarını temsil eder.</w:t>
       </w:r>
     </w:p>
     <w:p>

--- a/NSosyal_Teknik_Rapor_Guncel.docx
+++ b/NSosyal_Teknik_Rapor_Guncel.docx
@@ -3184,54 +3184,50 @@
     </w:p>
     <w:p>
       <w:r>
-        <w:t xml:space="preserve">[1] Investigating Best Practices for Ecological Momentary Assessment, JMIR, 26:e50275, 2024. Erişim: </w:t>
-      </w:r>
-      <w:r>
-        <w:t>https://www.jmir.org/2024/1/e50275</w:t>
-      </w:r>
+        <w:t>[1] Businelle, M.S., Hébert, E.T., Shi, D., Benson, L., Kezbers, K.M., Tonkin, S., Piper, M.E., Qian, T., (2024) Investigating Best Practices for Ecological Momentary Assessment: Nationwide Factorial Experiment, JMIR, 26:e50275. Erişim: https://www.jmir.org/2024/1/e50275</w:t>
+      </w:r>
+      <w:r/>
     </w:p>
     <w:p>
       <w:r>
-        <w:t>[2] Measuring Criterion Validity of Microinteraction Ecological Momentary Assessment (Micro-EMA), PMC7991987. Erişim: https://www.ncbi.nlm.nih.gov/pmc/articles/PMC7991987/</w:t>
+        <w:t>[2] Ponnada, A., Thapa-Chhetry, B., Manjourides, J., Intille, S., (2021) Measuring Criterion Validity of Microinteraction Ecological Momentary Assessment (Micro-EMA), JMIR mHealth and uHealth, PMC7991987. Erişim: https://www.ncbi.nlm.nih.gov/pmc/articles/PMC7991987/</w:t>
       </w:r>
     </w:p>
     <w:p>
       <w:r>
-        <w:t>[3] Modeling Behaviour to Predict User State: Self-Reports as Ground Truth, arXiv:2007.14461. Erişim: https://arxiv.org/pdf/2007.14461</w:t>
+        <w:t>[3] Frommel, J., Mandryk, R.L., (2020) Modeling Behaviour to Predict User State: Self-Reports as Ground Truth, arXiv:2007.14461. Erişim: https://arxiv.org/pdf/2007.14461</w:t>
       </w:r>
     </w:p>
     <w:p>
       <w:r>
-        <w:t>[4] Are active and passive social media use related to mental health, wellbeing, and social support outcomes? A meta-analysis, Journal of Computer-Mediated Communication, 29(1), zmad055, 2024. Erişim: https://academic.oup.com/jcmc/article/29/1/zmad055/7595758</w:t>
+        <w:t>[4] Godard, R., Holtzman, S., (2024) Are active and passive social media use related to mental health, wellbeing, and social support outcomes? A meta-analysis, Journal of Computer-Mediated Communication, 29(1), zmad055. Erişim: https://academic.oup.com/jcmc/article/29/1/zmad055/7595758</w:t>
       </w:r>
     </w:p>
     <w:p>
       <w:r>
-        <w:t>[5] Beyond the Scroll: Intolerance of Uncertainty and Doomscrolling, ScienceDirect, 2024. Erişim: https://www.sciencedirect.com/science/article/abs/pii/S0191886924003799</w:t>
+        <w:t>[5] Türk-Kurtça, T., Kocatürk, M., (2024) Beyond the Scroll: Intolerance of Uncertainty and Doomscrolling, ScienceDirect. Erişim: https://www.sciencedirect.com/science/article/abs/pii/S0191886924003799</w:t>
       </w:r>
     </w:p>
     <w:p>
       <w:r>
-        <w:t>[6] Passive Sensing for Mental Health Monitoring Using Machine Learning with Wearables and Smartphones: A Scoping Review, JMIR, 2025. Erişim: https://www.jmir.org/2025/1/e77066</w:t>
+        <w:t>[6] Shen, S. vd., (2025) Passive Sensing for Mental Health Monitoring Using Machine Learning with Wearables and Smartphones: A Scoping Review, JMIR. Erişim: https://www.jmir.org/2025/1/e77066</w:t>
       </w:r>
     </w:p>
     <w:p>
       <w:r>
-        <w:t>[7] Challenging Social Media Threats using Collective Well-being Aware Recommendation Algorithms and Multi-objective Optimization, arXiv:2102.04211. Erişim: https://arxiv.org/pdf/2102.04211</w:t>
+        <w:t>[7] Ognibene, D. vd., Challenging Social Media Threats using Collective Well-being Aware Recommendation Algorithms and an Educational Virtual Companion, arXiv:2102.04211. Erişim: https://arxiv.org/pdf/2102.04211</w:t>
       </w:r>
     </w:p>
     <w:p>
       <w:r>
-        <w:t>[8] Better Feeds: Algorithms That Put People First, Georgetown University Knight-Georgetown Institute, Mart 2025, Erişim Tarihi: 19.08.2026, Erişim: https://kgi.georgetown.edu/wp-content/uploads/2025/02/Better-Feeds_-Algorithms-That-Put-People-First.pdf</w:t>
+        <w:t>[8] Moehring, A. vd., Better Feeds: Algorithms That Put People First, Georgetown University Knight-Georgetown Institute, Mart 2025, Erişim Tarihi: 19.08.2026, Erişim: https://kgi.georgetown.edu/wp-content/uploads/2025/02/Better-Feeds_-Algorithms-That-Put-People-First.pdf</w:t>
       </w:r>
     </w:p>
     <w:p>
       <w:r>
-        <w:t xml:space="preserve">[9] Explainable recommendation: when design meets trust calibration, World Wide Web (Springer), 2021. Erişim: </w:t>
-      </w:r>
-      <w:r>
-        <w:t>https://link.springer.com/article/10.1007/s11280-021-00916-0</w:t>
-      </w:r>
+        <w:t>[9] Naiseh, M., Al-Thani, D., Jiang, N., Ali, R., (2021) Explainable recommendation: when design meets trust calibration, World Wide Web (Springer). Erişim: https://link.springer.com/article/10.1007/s11280-021-00916-0</w:t>
+      </w:r>
+      <w:r/>
     </w:p>
     <w:p>
       <w:r>
@@ -3240,23 +3236,22 @@
     </w:p>
     <w:p>
       <w:r>
-        <w:t>[11] Negative online news articles are shared more to social media, Scientific Reports (Nature), 2024. Erişim: https://www.nature.com/articles/s41598-024-71263-z</w:t>
+        <w:t>[11] Watson, J., van der Linden, S., Watson, M., Stillwell, D., (2024) Negative online news articles are shared more to social media, Scientific Reports (Nature). Erişim: https://www.nature.com/articles/s41598-024-71263-z</w:t>
       </w:r>
     </w:p>
     <w:p>
       <w:r>
-        <w:t>[12] Negativity Spreads More than Positivity on Twitter After Both Positive and Negative Political Situations, PMC9383030. Erişim: https://www.ncbi.nlm.nih.gov/pmc/articles/PMC9383030/</w:t>
+        <w:t>[12] Schöne, J.P., Parkinson, B., Goldenberg, A., (2021) Negativity Spreads More than Positivity on Twitter After Both Positive and Negative Political Situations, PMC9383030. Erişim: https://www.ncbi.nlm.nih.gov/pmc/articles/PMC9383030/</w:t>
       </w:r>
     </w:p>
     <w:p>
       <w:r>
-        <w:lastRenderedPageBreak/>
-        <w:t>[13] The Facebook Files, The Wall Street Journal, 2021, Erişim Tarihi: 19.08.2026, Erişim: https://www.wsj.com/articles/the-facebook-files-11631713039</w:t>
+        <w:t>[13] Horwitz, J. vd. (The Wall Street Journal ekibi), The Facebook Files, The Wall Street Journal, 2021, Erişim Tarihi: 19.08.2026, Erişim: https://www.wsj.com/articles/the-facebook-files-11631713039</w:t>
       </w:r>
     </w:p>
     <w:p>
       <w:r>
-        <w:t>[14] Confidential Facebook document reveals leverage over vulnerable teens, The Australian, 2017 (haber kaynağı; ABD Kongresi'ne sunulan iç belgelerle ilişkilendirilmiştir).</w:t>
+        <w:t>[14] Davidson, D., Confidential Facebook document reveals leverage over vulnerable teens, The Australian, 2017 (haber kaynağı; ABD Kongresi'ne sunulan iç belgelerle ilişkilendirilmiştir).</w:t>
       </w:r>
     </w:p>
     <w:p>
@@ -3271,22 +3266,22 @@
     </w:p>
     <w:p>
       <w:r>
-        <w:t>[17] Instagram tests 'Take a Break' reminders on an opt-in basis, TechCrunch, 10.11.2021, Erişim Tarihi: 19.08.2026, Erişim: https://techcrunch.com/2021/11/10/instagram-tests-take-a-break-reminders-on-an-opt-in-basis</w:t>
+        <w:t>[17] Perez, S., Instagram tests 'Take a Break' reminders on an opt-in basis, TechCrunch, 10.11.2021, Erişim Tarihi: 19.08.2026, Erişim: https://techcrunch.com/2021/11/10/instagram-tests-take-a-break-reminders-on-an-opt-in-basis</w:t>
       </w:r>
     </w:p>
     <w:p>
       <w:r>
-        <w:t>[18] Helping users manage their screen time, TikTok Newsroom, 2022, Erişim Tarihi: 19.08.2026, Erişim: https://newsroom.tiktok.com/en-us/helping-users-manage-their-screen-time</w:t>
+        <w:t>[18] TikTok Newsroom., Helping users manage their screen time, TikTok Newsroom, 2022, Erişim Tarihi: 19.08.2026, Erişim: https://newsroom.tiktok.com/en-us/helping-users-manage-their-screen-time</w:t>
       </w:r>
     </w:p>
     <w:p>
       <w:r>
-        <w:t>[19] Social Media and Youth Mental Health: The U.S. Surgeon General's Advisory, ABD Sağlık Bakanlığı (HHS), 2023, Erişim Tarihi: 20.08.2026, Erişim: https://www.hhs.gov/sites/default/files/sg-youth-mental-health-social-media-advisory.pdf</w:t>
+        <w:t>[19] ABD Sağlık Bakanlığı (HHS)., Social Media and Youth Mental Health: The U.S. Surgeon General's Advisory, 2023, Erişim Tarihi: 20.08.2026, Erişim: https://www.hhs.gov/sites/default/files/sg-youth-mental-health-social-media-advisory.pdf</w:t>
       </w:r>
     </w:p>
     <w:p>
       <w:r>
-        <w:t>[20] Teens, screens and mental health, WHO Avrupa Bölge Ofisi, 25.09.2024, Erişim Tarihi: 20.08.2026, Erişim: https://www.who.int/europe/news/item/25-09-2024-teens--screens-and-mental-health</w:t>
+        <w:t>[20] Dünya Sağlık Örgütü (WHO) Avrupa Bölge Ofisi., Teens, screens and mental health, 25.09.2024, Erişim Tarihi: 20.08.2026, Erişim: https://www.who.int/europe/news/item/25-09-2024-teens--screens-and-mental-health</w:t>
       </w:r>
     </w:p>
     <w:p>
@@ -3315,27 +3310,27 @@
     </w:p>
     <w:p>
       <w:r>
-        <w:t>[25] Hanehalkı Bilişim Teknolojileri (BT) Kullanım Araştırması 2024, Türkiye İstatistik Kurumu (TÜİK), Erişim Tarihi: 20.08.2026, Erişim: https://data.tuik.gov.tr/Bulten/Index?p=Hanehalki-Bilisim-Teknolojileri-(BT)-Kullanim-Arastirmasi-2025-53925</w:t>
+        <w:t>[25] Türkiye İstatistik Kurumu (TÜİK)., Hanehalkı Bilişim Teknolojileri (BT) Kullanım Araştırması 2024, Erişim Tarihi: 20.08.2026, Erişim: https://data.tuik.gov.tr/Bulten/Index?p=Hanehalki-Bilisim-Teknolojileri-(BT)-Kullanim-Arastirmasi-2025-53925</w:t>
       </w:r>
     </w:p>
     <w:p>
       <w:r>
-        <w:t>[26] The political effects of X's feed algorithm, Nature, 2026, PMC13061628. Erişim: https://pmc.ncbi.nlm.nih.gov/articles/PMC13061628/</w:t>
+        <w:t>[26] Gauthier, G., Hodler, R., Widmer, P., Zhuravskaya, E., (2026) The political effects of X's feed algorithm, Nature, PMC13061628. Erişim: https://pmc.ncbi.nlm.nih.gov/articles/PMC13061628/</w:t>
       </w:r>
     </w:p>
     <w:p>
       <w:r>
-        <w:t>[27] Predicting Psychological Symptoms When Facebook's Digital Well-being Features Are Used: Cross-sectional Survey Study, PMC9468917. Erişim: https://www.ncbi.nlm.nih.gov/pmc/articles/PMC9468917/</w:t>
+        <w:t>[27] Barsova, T., Cheong, Z.G., Mak, A.R., Liu, J.C.J., (2022) Predicting Psychological Symptoms When Facebook's Digital Well-being Features Are Used: Cross-sectional Survey Study, PMC9468917. Erişim: https://www.ncbi.nlm.nih.gov/pmc/articles/PMC9468917/</w:t>
       </w:r>
     </w:p>
     <w:p>
       <w:r>
-        <w:t>[28] Instagram Data Access Pilot for Well-being Research, Meta ve Center for Open Science (COS) ortaklığı, Erişim Tarihi: 20.08.2026, Erişim: https://www.cos.io/meta</w:t>
+        <w:t>[28] Meta ve Center for Open Science (COS)., Instagram Data Access Pilot for Well-being Research, Erişim Tarihi: 20.08.2026, Erişim: https://www.cos.io/meta</w:t>
       </w:r>
     </w:p>
     <w:p>
       <w:r>
-        <w:t>[29] 2023-2024 Annual Report, Wikimedia Foundation, Erişim Tarihi: 20.08.2026, Erişim: https://wikimediafoundation.org/annualreports/2023-2024-annual-report/</w:t>
+        <w:t>[29] Wikimedia Foundation., 2023-2024 Annual Report, Erişim Tarihi: 20.08.2026, Erişim: https://wikimediafoundation.org/annualreports/2023-2024-annual-report/</w:t>
       </w:r>
     </w:p>
     <w:sectPr>

--- a/NSosyal_Teknik_Rapor_Guncel.docx
+++ b/NSosyal_Teknik_Rapor_Guncel.docx
@@ -773,7 +773,11 @@
     </w:p>
     <w:p>
       <w:r>
-        <w:t>Projenin kapsamı, sosyal ağ deneyimini koruyan ve yapay zekâyı sessiz bir kalite katmanı olarak kullanan uçtan uca bir prototiptir. FastAPI sunucu; herkese açık aday gönderileri, kullanıcı/profil verilerini, örnek haber havuzunu ve açıklama uç noktalarını sağlar. Tarayıcıdaki yerel ajan ise durma süresi, tıklama, yorum ve gönüllü tepki sinyallerini IndexedDB içinde tutar; konu ilgisini, içerik çeşitliliğini ve duygusal yoğunluk dengelemesini açıklanabilir bir skorla birleştirerek akışı cihaz üzerinde yeniden sıralar. İçerik kaldırılmaz; yalnızca sıralamadaki ağırlığı değişebilir. Çözüm; ana akış, hikâyeler, kullanıcı profilleri, Keşfet, Haberler, İçgörü ve ayrı Jüri/Teknik görünümünden oluşur. NSosyal veya T3 AI'a gerçek API erişimi yoktur; sistem bağımsız ve entegrasyona hazır bir kanıt-of-konsepttir. Davranışsal çıkarımlar teşhis olarak sunulmaz; kullanıcı tepkisi gönüllüdür ve tahminden daha güçlü bir sinyal olarak ele alınır.</w:t>
+        <w:t>Projenin kapsamı, sosyal ağ deneyimini koruyan ve yapay zekâyı sessiz bir kalite katmanı olarak kullanan uçtan uca bir prototiptir. FastAPI sunucu; herkese açık aday gönderileri, kullanıcı/profil verilerini, örnek haber havuzunu ve açıklama uç noktalarını sağlar. Tarayıcıdaki yerel ajan ise durma süresi, tıklama, yorum ve gönüllü tepki sinyallerini IndexedDB içinde tutar; konu ilgisini, içerik çeşitliliğini ve duygusal yoğunluk dengelemesini açıklanabilir bir skorla birleştirerek akışı cihaz üzerinde yeniden sıralar. İçerik kaldırılmaz; yalnızca sıralamadaki ağırlığı değişebilir. Çözüm; ana akış, hikâyeler, kullanıcı profilleri, Keşfet, Haberler, İçgörü ve ayrı Jüri/Teknik görünümünden oluşur. NSosyal veya T3 AI'a gerçek API erişimi yoktur; sistem bağımsız ve entegrasyona hazır bir kanıt niteliğinde bağımsız bir prototiptir. Davranışsal çıkarımlar teşhis olarak sunulmaz; kullanıcı tepkisi gönüllüdür ve tahminden daha güçlü bir sinyal olarak ele alınır.</w:t>
+      </w:r>
+      <w:r>
+        <w:rPr/>
+        <w:t xml:space="preserve"> Bu mimari kararlar (açıklanabilir katmanlı skor, cihaz-içi kişiselleştirme) platformdan bağımsız olduğundan, proje yalnızca NSosyal için değil, benzer sıralama/refah problemiyle karşılaşan ileriki çalışmalar için de yeniden kullanılabilir bir mimari zemin oluşturur.</w:t>
       </w:r>
     </w:p>
     <w:p>
@@ -2102,6 +2106,10 @@
       <w:r>
         <w:t>Ürün fikir düzeyinde kalmayıp çalışan, çok ekranlı ve demo-güvenli bir prototiple desteklenmiştir. Ana akışın yanı sıra gerçek kullanıcı profilleri ve hikâyeler; görsel Keşfet akışı; tepki sonrası alternatif çerçeve öneren Haberler; gerçek yerel olaylardan grafik üreten İçgörü; gönderi oluşturma ve bildirim panelleri; karar izini gösteren ayrı Jüri sayfası çalışır durumdadır. Güncel yenilik, yalnızca duygu sınıflandırması değil, gönüllü geri bildirim + yerel gizlilik + açıklanabilir çok-amaçlı sıralama üçlüsüdür.</w:t>
       </w:r>
+      <w:r>
+        <w:rPr/>
+        <w:t xml:space="preserve"> Mimarinin kendisi de ölçeklenebilirlik gözetilerek kurulmuştur: ağır/pahalı model çağrıları sunucu tarafında yalnızca gönderi başına bir kez çalışır, kişiselleştirme ve tekrarlayan skorlama istemci tarafına taşındığından kullanıcı sayısı arttıkça sunucu yükü doğrusal olarak büyümez (bkz. Bölüm 4.1).</w:t>
+      </w:r>
     </w:p>
     <w:p>
       <w:r>
@@ -2337,6 +2345,10 @@
     <w:p>
       <w:r>
         <w:t>Sosyal sürdürülebilirlikte kullanıcı kontrolü temel tasarım koşuludur. Sistem davranışı teşhis etmez; yalnızca olası etkileşim örüntüsü ve içerik yoğunluğu dili kullanır. Kullanıcı gönüllü tepkiyle sistemi düzeltebilir, müdahaleyi geçebilir, neden açıklamasını inceleyebilir ve yerel profili silebilir. Haberler akışında amaç kızgınlığı bastırmak değil, aynı gelişmenin daha yapıcı çerçevesini görünür kılarak perspektif çeşitliliği sunmaktır. Üretim öncesi gerçek kullanıcı çalışması, yanlış-pozitif müdahale oranı, müdahale kabul/ret oranı ve kullanıcı/model uyumu ölçülmeden ruh sağlığı faydası iddia edilmeyecektir.</w:t>
+      </w:r>
+      <w:r>
+        <w:rPr/>
+        <w:t xml:space="preserve"> Değişen kullanıcı ihtiyaçlarına uyum, mimarinin kendisine gömülüdür: kişiselleştirme çevrimiçi (online) öğrenmeyle her kullanıcının davranışına zamanla uyum sağlar, kategori/eşik tanımları ise kod düzeyinde ayrı tutulduğundan yeni bulgular veya mentörlük geri bildirimleri doğrultusunda yeniden eğitim gerekmeden ayarlanabilir.</w:t>
       </w:r>
     </w:p>
     <w:p>

--- a/NSosyal_Teknik_Rapor_Guncel.docx
+++ b/NSosyal_Teknik_Rapor_Guncel.docx
@@ -1208,7 +1208,7 @@
     <w:p/>
     <w:p>
       <w:r>
-        <w:t>Proje sürüm kontrolü altında, küçük ve anlamlı commit'lerle geliştirilmiştir. Güncel açık depo: https://github.com/samibahar/nsosyal. Commit geçmişi; mobil arayüz dönüşümü, yerel kişiselleştirme ajanı, haber tepkileri, dinamik sıralama animasyonu, jüri karar izi, gerçek İçgörü grafikleri ve mobil tepki düzeltmelerini ayrı değişiklikler halinde izlenebilir kılar. Raporla birlikte sunulan güncel prototip bu geçmişteki f10f050, 1f8ca98, bb823dd ve c8f8b97 gibi işlev odaklı commit'lerle doğrulanabilir.</w:t>
+        <w:t>Proje sürüm kontrolü altında, küçük ve anlamlı commit'lerle geliştirilmiştir. Güncel açık depo: https://github.com/samibahar/nsosyal. Commit geçmişi; mobil arayüz dönüşümü, yerel kişiselleştirme ajanı, haber tepkileri, dinamik sıralama animasyonu, jüri karar izi, gerçek İçgörü grafikleri ve mobil tepki düzeltmelerini ayrı değişiklikler halinde izlenebilir kılar. Raporla birlikte sunulan güncel prototip, bu geçmişteki işlev odaklı commit'ler üzerinden doğrulanabilir.</w:t>
       </w:r>
     </w:p>
     <w:p>
@@ -1244,7 +1244,7 @@
         <w:t>Proje, vendor/ilk-varsayım iddialarını sorgulamadan kabul etmek yerine her bileşeni bağımsız olarak ölçme disiplinini benimser. Duygu modeli için: temel modelin kendi iddia ettiği doğruluk (%95,4) yerine, winvoker/turkish-sentiment-analysis-dataset üzerinden bağımsız 1000 örneklik bir test setiyle gerçek doğruluk ölçülmüş (%69,8, F1 0,778) ve alan kayması (domain shift) kaynaklı bu zayıflık, aynı veri setinin ayrık bir bölümüyle (veri sızıntısı önlenerek) ~15.000 örnekle yapılan hedefli bir ince ayarla düze</w:t>
       </w:r>
       <w:r>
-        <w:t>ltilmiştir (%94,3 doğruluk, F1 0,964; bağımsız olarak yeniden ölçülmüştür). Bu ilk ince ayarlı model bile, kullanılabilirlik testlerinde ve kendi demo gönderilerimizde tekrarlayan bir zayıflık göstermiştir: kısa/resmi, dolaylı duygu ifadeli haber-bülteni tarzı metinlerde, özellikle net negatif haberleri (deprem, tutuklama, sel gibi) yanlışlıkla pozitif okuma eğilimi. Bunun üzerine hedefli bir ikinci tur ince ayar uygulanmıştır: eğitim verisi aynı üslupta, iki kaynaktan (kısmen Gemini API, kısmen doğrudan pr</w:t>
+        <w:t>ltilmiştir (%94,3 doğruluk, F1 0,964; bağımsız olarak yeniden ölçülmüştür). Bu ilk ince ayarlı model bile, kullanılabilirlik testlerinde ve kendi demo gönderilerimizde tekrarlayan bir zayıflık göstermiştir: kısa/resmi, dolaylı duygu ifadeli haber-bülteni tarzı metinlerde, özellikle net negatif haberleri (deprem, tutuklama, sel gibi) yanlışlıkla pozitif okuma eğilimi. Bunun üzerine hedefli bir ikinci tur ince ayar uygulanmıştır: eğitim verisi aynı üslupta, iki kaynaktan (kısmen bir LLM API'si ile, kısmen doğrudan pr</w:t>
       </w:r>
       <w:r>
         <w:t xml:space="preserve">oje ekibi tarafından, çevrimiçi günlük istek kotası aşıldığında) üretilen dengeli sentetik örneklerden oluşmuştur. Bağımsız doğrulamada winvoker genel test setinde küçük bir gerileme (%94,3'ten %93,3'e, F1 0,964'ten 0,958'e) karşılığında, hedeflenen zayıf alt-türde belirgin bir düzelme ölçülmüştür. Bu ölçüm iki aşamada yapılmıştır: önce etiketsiz 150 demo gönderide model-öncesi/model-sonrası tahmin farkı incelenmiş (26 farklı tahmin, </w:t>
